--- a/docx/192.Quản lý lịch sử tin bài yêu thích cá nhân_SRS_AI_Generated.docx
+++ b/docx/192.Quản lý lịch sử tin bài yêu thích cá nhân_SRS_AI_Generated.docx
@@ -99,7 +99,7 @@
         <w:t xml:space="preserve">Khách vãng lai (chưa đăng nhập)</w:t>
       </w:r>
       <w:r>
-        <w:t xml:space="preserve">: Không được sử dụng chức năng này. Khi nhấn icon yêu thích, hệ thống điều hướng về trang đăng nhập.</w:t>
+        <w:t xml:space="preserve">: Không được sử dụng chức năng này. Khi nhấn biểu tượng yêu thích, hệ thống điều hướng về trang đăng nhập.</w:t>
       </w:r>
     </w:p>
     <w:p>
@@ -223,7 +223,7 @@
     </w:p>
     <w:p>
       <w:r>
-        <w:t xml:space="preserve">Trang quản lý danh sách nội dung đã được người dùng đánh dấu yêu thích. Có thể truy cập từ menu avatar (góc trên phải header) → "Đã lưu / Yêu thích" hoặc từ sidebar Dashboard cá nhân. Hiển thị toàn bộ nội dung yêu thích với điều hướng theo loại, tìm kiếm, sắp xếp và quản lý hàng loạt.</w:t>
+        <w:t xml:space="preserve">Trang quản lý danh sách nội dung đã được người dùng đánh dấu yêu thích. Có thể truy cập từ menu ảnh đại diện (góc trên phải phần đầu trang) → "Đã lưu / Yêu thích" hoặc từ thanh bên Dashboard cá nhân. Hiển thị toàn bộ nội dung yêu thích với điều hướng theo loại, tìm kiếm, sắp xếp và quản lý hàng loạt.</w:t>
       </w:r>
     </w:p>
     <w:p>
@@ -804,7 +804,7 @@
                 <w:sz w:val="18"/>
                 <w:szCs w:val="18"/>
               </w:rPr>
-              <w:t xml:space="preserve">Checkbox đầu bảng dùng để chọn tất cả item hiển thị trong trang hiện tại cho thao tác hàng loạt.</w:t>
+              <w:t xml:space="preserve">hộp kiểm đầu bảng dùng để chọn tất cả item hiển thị trong trang hiện tại cho thao tác hàng loạt.</w:t>
             </w:r>
           </w:p>
         </w:tc>
@@ -909,7 +909,7 @@
                 <w:sz w:val="18"/>
                 <w:szCs w:val="18"/>
               </w:rPr>
-              <w:t xml:space="preserve">Danh sách các mục nội dung đã yêu thích. Mỗi item hiển thị: checkbox chọn (trái), thumbnail ảnh đại diện (60×60px), badge loại nội dung (màu sắc phân biệt: xanh = QPPL, cam = Tin bài, tím = Bài giảng, xanh lá = Tư vấn), tiêu đề nội dung (tối đa 2 dòng, có ellipsis), ngày lưu vào yêu thích (định dạng "dd/mm/yyyy"), nút "Xem ngay" (primary button nhỏ), icon xóa khỏi yêu thích (icon thùng rác hoặc icon tim gạch ngang, tooltip "Bỏ yêu thích").</w:t>
+              <w:t xml:space="preserve">Danh sách các mục nội dung đã yêu thích. Mỗi item hiển thị: hộp kiểm chọn (trái), thumbnail ảnh đại diện (60×60px), nhãn loại nội dung (màu sắc phân biệt: xanh = QPPL, cam = Tin bài, tím = Bài giảng, xanh lá = Tư vấn), tiêu đề nội dung (tối đa 2 dòng, có ellipsis), ngày lưu vào yêu thích (định dạng "dd/mm/yyyy"), nút "Xem ngay" (chính nút nhỏ), biểu tượng xóa khỏi yêu thích (biểu tượng thùng rác hoặc biểu tượng tim gạch ngang, tooltip "Bỏ yêu thích").</w:t>
             </w:r>
           </w:p>
         </w:tc>
@@ -1014,7 +1014,7 @@
                 <w:sz w:val="18"/>
                 <w:szCs w:val="18"/>
               </w:rPr>
-              <w:t xml:space="preserve">Xuất hiện khi có ít nhất 1 item được chọn (checkbox). Hiển thị: số item đang chọn, nút "Xóa đã chọn" (màu đỏ), nút "Thêm vào bộ sưu tập" (liên kết UC189), nút "Bỏ chọn". Thanh này ẩn khi không có item nào được chọn.</w:t>
+              <w:t xml:space="preserve">Xuất hiện khi có ít nhất 1 item được chọn (hộp kiểm). Hiển thị: số item đang chọn, nút "Xóa đã chọn" (màu đỏ), nút "Thêm vào bộ sưu tập" (liên kết UC189), nút "Bỏ chọn". Thanh này ẩn khi không có item nào được chọn.</w:t>
             </w:r>
           </w:p>
         </w:tc>
@@ -1224,7 +1224,7 @@
                 <w:sz w:val="18"/>
                 <w:szCs w:val="18"/>
               </w:rPr>
-              <w:t xml:space="preserve">Hiển thị khi tab đang chọn chưa có item nào. Nội dung: icon trái tim rỗng, dòng chữ "Bạn chưa lưu [loại nội dung] nào" + nút gợi ý "Khám phá [loại nội dung]" điều hướng đến phần tương ứng của Cổng.</w:t>
+              <w:t xml:space="preserve">Hiển thị khi tab đang chọn chưa có item nào. Nội dung: biểu tượng trái tim rỗng, dòng chữ "Bạn chưa lưu [loại nội dung] nào" + nút gợi ý "Khám phá [loại nội dung]" điều hướng đến phần tương ứng của Cổng.</w:t>
             </w:r>
           </w:p>
         </w:tc>
@@ -1623,7 +1623,7 @@
                 <w:sz w:val="18"/>
                 <w:szCs w:val="18"/>
               </w:rPr>
-              <w:t xml:space="preserve">Người dùng chọn tiêu chí sắp xếp từ dropdown. Danh sách tự động tải lại theo thứ tự mới. Lựa chọn sắp xếp được giữ nguyên khi chuyển tab.</w:t>
+              <w:t xml:space="preserve">Người dùng chọn tiêu chí sắp xếp từ danh sách thả xuống. Danh sách tự động tải lại theo thứ tự mới. Lựa chọn sắp xếp được giữ nguyên khi chuyển tab.</w:t>
             </w:r>
           </w:p>
         </w:tc>
@@ -1793,7 +1793,7 @@
                 <w:sz w:val="18"/>
                 <w:szCs w:val="18"/>
               </w:rPr>
-              <w:t xml:space="preserve">Người dùng nhấn icon xóa/bỏ yêu thích trên item. Hệ thống hiển thị thông báo xác nhận nhanh dạng toast "Bạn có chắc muốn bỏ yêu thích '[tên nội dung]'?" với 2 nút: "Bỏ yêu thích" và "Hủy". Sau khi xác nhận: item bị xóa khỏi danh sách ngay lập tức (không cần tải lại trang), icon yêu thích trên trang chi tiết nội dung tương ứng cũng cập nhật về trạng thái chưa yêu thích.</w:t>
+              <w:t xml:space="preserve">Người dùng nhấn biểu tượng xóa/bỏ yêu thích trên item. Hệ thống hiển thị thông báo xác nhận nhanh dạng thông báo nhỏ "Bạn có chắc muốn bỏ yêu thích '[tên nội dung]'?" với 2 nút: "Bỏ yêu thích" và "Hủy". Sau khi xác nhận: item bị xóa khỏi danh sách ngay lập tức (không cần tải lại trang), biểu tượng yêu thích trên trang chi tiết nội dung tương ứng cũng cập nhật về trạng thái chưa yêu thích.</w:t>
             </w:r>
           </w:p>
         </w:tc>
@@ -1878,7 +1878,7 @@
                 <w:sz w:val="18"/>
                 <w:szCs w:val="18"/>
               </w:rPr>
-              <w:t xml:space="preserve">Người dùng tích checkbox tại các item muốn chọn hoặc dùng checkbox "Chọn tất cả" ở đầu danh sách. Thanh thao tác hàng loạt xuất hiện ở cuối màn hình (fixed bottom bar) hiển thị số item đã chọn.</w:t>
+              <w:t xml:space="preserve">Người dùng tích hộp kiểm tại các item muốn chọn hoặc dùng hộp kiểm "Chọn tất cả" ở đầu danh sách. Thanh thao tác hàng loạt xuất hiện ở cuối màn hình (fixed bottom bar) hiển thị số item đã chọn.</w:t>
             </w:r>
           </w:p>
         </w:tc>
@@ -1963,7 +1963,7 @@
                 <w:sz w:val="18"/>
                 <w:szCs w:val="18"/>
               </w:rPr>
-              <w:t xml:space="preserve">Người dùng nhấn "Xóa đã chọn" sau khi đã chọn ít nhất 1 item. Hệ thống hiển thị dialog xác nhận: "Bạn có chắc muốn xóa [n] mục khỏi danh sách yêu thích?". Sau khi xác nhận: tất cả item được chọn bị xóa đồng thời khỏi danh sách, thanh hàng loạt ẩn đi, số đếm trên tab cập nhật.</w:t>
+              <w:t xml:space="preserve">Người dùng nhấn "Xóa đã chọn" sau khi đã chọn ít nhất 1 item. Hệ thống hiển thị hộp thoại xác nhận: "Bạn có chắc muốn xóa [n] mục khỏi danh sách yêu thích?". Sau khi xác nhận: tất cả item được chọn bị xóa đồng thời khỏi danh sách, thanh hàng loạt ẩn đi, số đếm trên tab cập nhật.</w:t>
             </w:r>
           </w:p>
         </w:tc>
@@ -2048,7 +2048,7 @@
                 <w:sz w:val="18"/>
                 <w:szCs w:val="18"/>
               </w:rPr>
-              <w:t xml:space="preserve">Người dùng chọn một hoặc nhiều item rồi nhấn "Thêm vào bộ sưu tập". Hệ thống mở modal chọn bộ sưu tập (danh sách bộ sưu tập của người dùng từ UC189), người dùng chọn bộ sưu tập mục tiêu rồi xác nhận. Các item được thêm vào bộ sưu tập mà không bị xóa khỏi danh sách yêu thích.</w:t>
+              <w:t xml:space="preserve">Người dùng chọn một hoặc nhiều item rồi nhấn "Thêm vào bộ sưu tập". Hệ thống mở hộp thoại chọn bộ sưu tập (danh sách bộ sưu tập của người dùng từ UC189), người dùng chọn bộ sưu tập mục tiêu rồi xác nhận. Các item được thêm vào bộ sưu tập mà không bị xóa khỏi danh sách yêu thích.</w:t>
             </w:r>
           </w:p>
         </w:tc>
@@ -2107,7 +2107,7 @@
     </w:p>
     <w:p>
       <w:r>
-        <w:t xml:space="preserve">Thành phần UI nhúng (inline component) xuất hiện trên mọi trang nội dung của Cổng (trang chi tiết văn bản QPPL, trang tin bài, trang bài giảng, trang tư vấn). Cho phép người dùng đánh dấu hoặc bỏ đánh dấu yêu thích chỉ bằng một lần nhấn.</w:t>
+        <w:t xml:space="preserve">Thành phần UI nhúng (trực tiếp component) xuất hiện trên mọi trang nội dung của Cổng (trang chi tiết văn bản QPPL, trang tin bài, trang bài giảng, trang tư vấn). Cho phép người dùng đánh dấu hoặc bỏ đánh dấu yêu thích chỉ bằng một lần nhấn.</w:t>
       </w:r>
     </w:p>
     <w:p>
@@ -2373,7 +2373,7 @@
                 <w:sz w:val="18"/>
                 <w:szCs w:val="18"/>
               </w:rPr>
-              <w:t xml:space="preserve">Icon hình trái tim (❤) hoặc dấu bookmark. Trạng thái: Chưa yêu thích – icon rỗng/outline (màu xám); Đã yêu thích – icon đặc/filled (màu đỏ hoặc màu chủ đạo). Có tooltip khi hover: "Thêm vào yêu thích" hoặc "Đã lưu – Nhấn để bỏ yêu thích".</w:t>
+              <w:t xml:space="preserve">biểu tượng hình trái tim (❤) hoặc dấu bookmark. Trạng thái: Chưa yêu thích – biểu tượng rỗng/outline (màu xám); Đã yêu thích – biểu tượng đặc/filled (màu đỏ hoặc màu chủ đạo). Có tooltip khi rê chuột: "Thêm vào yêu thích" hoặc "Đã lưu – Nhấn để bỏ yêu thích".</w:t>
             </w:r>
           </w:p>
         </w:tc>
@@ -2583,7 +2583,7 @@
                 <w:sz w:val="18"/>
                 <w:szCs w:val="18"/>
               </w:rPr>
-              <w:t xml:space="preserve">Xuất hiện 2 giây sau khi người dùng nhấn icon: "Đã thêm vào yêu thích" (khi thêm) hoặc "Đã bỏ yêu thích" (khi gỡ).</w:t>
+              <w:t xml:space="preserve">Xuất hiện 2 giây sau khi người dùng nhấn biểu tượng: "Đã thêm vào yêu thích" (khi thêm) hoặc "Đã bỏ yêu thích" (khi gỡ).</w:t>
             </w:r>
           </w:p>
         </w:tc>
@@ -2812,7 +2812,7 @@
                 <w:sz w:val="18"/>
                 <w:szCs w:val="18"/>
               </w:rPr>
-              <w:t xml:space="preserve">Người dùng đã đăng nhập nhấn icon yêu thích khi đang ở trạng thái chưa yêu thích. Hệ thống lưu item vào danh sách yêu thích của người dùng (ghi nhận: id nội dung, loại nội dung, thời điểm lưu). Icon chuyển sang trạng thái đã yêu thích (filled). Toast thông báo "Đã thêm vào yêu thích" xuất hiện 2 giây. Thao tác xảy ra bất đồng bộ (không tải lại trang).</w:t>
+              <w:t xml:space="preserve">Người dùng đã đăng nhập nhấn biểu tượng yêu thích khi đang ở trạng thái chưa yêu thích. Hệ thống lưu item vào danh sách yêu thích của người dùng (ghi nhận: id nội dung, loại nội dung, thời điểm lưu). biểu tượng chuyển sang trạng thái đã yêu thích (filled). thông báo nhỏ thông báo "Đã thêm vào yêu thích" xuất hiện 2 giây. Thao tác xảy ra bất đồng bộ (không tải lại trang).</w:t>
             </w:r>
           </w:p>
         </w:tc>
@@ -2897,7 +2897,7 @@
                 <w:sz w:val="18"/>
                 <w:szCs w:val="18"/>
               </w:rPr>
-              <w:t xml:space="preserve">Người dùng đã đăng nhập nhấn icon yêu thích khi đang ở trạng thái đã yêu thích. Hệ thống xóa item khỏi danh sách yêu thích. Icon chuyển về trạng thái chưa yêu thích (outline). Toast thông báo "Đã bỏ yêu thích" xuất hiện 2 giây.</w:t>
+              <w:t xml:space="preserve">Người dùng đã đăng nhập nhấn biểu tượng yêu thích khi đang ở trạng thái đã yêu thích. Hệ thống xóa item khỏi danh sách yêu thích. biểu tượng chuyển về trạng thái chưa yêu thích (outline). thông báo nhỏ thông báo "Đã bỏ yêu thích" xuất hiện 2 giây.</w:t>
             </w:r>
           </w:p>
         </w:tc>
@@ -2982,7 +2982,7 @@
                 <w:sz w:val="18"/>
                 <w:szCs w:val="18"/>
               </w:rPr>
-              <w:t xml:space="preserve">Khi người dùng chưa đăng nhập nhấn icon yêu thích: hệ thống hiển thị tooltip/modal nhỏ "Vui lòng đăng nhập để sử dụng tính năng này" với nút "Đăng nhập ngay". Nhấn "Đăng nhập ngay" chuyển hướng về trang đăng nhập, sau đăng nhập thành công quay lại trang nội dung ban đầu.</w:t>
+              <w:t xml:space="preserve">Khi người dùng chưa đăng nhập nhấn biểu tượng yêu thích: hệ thống hiển thị tooltip/hộp thoại nhỏ "Vui lòng đăng nhập để sử dụng tính năng này" với nút "Đăng nhập ngay". Nhấn "Đăng nhập ngay" chuyển hướng về trang đăng nhập, sau đăng nhập thành công quay lại trang nội dung ban đầu.</w:t>
             </w:r>
           </w:p>
         </w:tc>
